--- a/Feature Engineering Capstone Report.docx
+++ b/Feature Engineering Capstone Report.docx
@@ -5711,72 +5711,31 @@
           <w:sz w:val="32"/>
           <w:szCs w:val="32"/>
         </w:rPr>
-        <w:t>13. GitHub Repository Link</w:t>
-      </w:r>
-    </w:p>
-    <w:p>
-      <w:pPr>
-        <w:rPr>
-          <w:sz w:val="32"/>
-          <w:szCs w:val="32"/>
-        </w:rPr>
-      </w:pPr>
-      <w:r>
-        <w:rPr>
-          <w:sz w:val="32"/>
-          <w:szCs w:val="32"/>
-        </w:rPr>
-        <w:t>Add your public GitHub repository link here.</w:t>
-      </w:r>
-    </w:p>
-    <w:p>
-      <w:pPr>
-        <w:rPr>
-          <w:sz w:val="32"/>
-          <w:szCs w:val="32"/>
-        </w:rPr>
-      </w:pPr>
-      <w:r>
-        <w:rPr>
-          <w:sz w:val="32"/>
-          <w:szCs w:val="32"/>
-        </w:rPr>
-        <w:t>Example:</w:t>
-      </w:r>
-    </w:p>
-    <w:p>
-      <w:pPr>
-        <w:rPr>
-          <w:sz w:val="32"/>
-          <w:szCs w:val="32"/>
-        </w:rPr>
-      </w:pPr>
-      <w:hyperlink r:id="rId12" w:history="1">
-        <w:r>
-          <w:rPr>
-            <w:rStyle w:val="Hyperlink"/>
-            <w:sz w:val="32"/>
-            <w:szCs w:val="32"/>
-          </w:rPr>
-          <w:t>https://github.com/yourusername/FeatureEngineering_Capstone</w:t>
-        </w:r>
-      </w:hyperlink>
-    </w:p>
-    <w:p>
-      <w:pPr>
-        <w:rPr>
-          <w:sz w:val="32"/>
-          <w:szCs w:val="32"/>
-        </w:rPr>
-      </w:pPr>
-      <w:r>
-        <w:rPr>
-          <w:sz w:val="32"/>
-          <w:szCs w:val="32"/>
-        </w:rPr>
-        <w:pict w14:anchorId="0B2049F0">
-          <v:rect id="_x0000_i1038" style="width:0;height:1.5pt" o:hralign="center" o:hrstd="t" o:hr="t" fillcolor="#a0a0a0" stroked="f"/>
-        </w:pict>
+        <w:t>13. GitHub Reposito</w:t>
+      </w:r>
+      <w:r>
+        <w:rPr>
+          <w:b/>
+          <w:bCs/>
+          <w:sz w:val="32"/>
+          <w:szCs w:val="32"/>
+        </w:rPr>
+        <w:t>ry Link</w:t>
+      </w:r>
+    </w:p>
+    <w:p>
+      <w:pPr>
+        <w:rPr>
+          <w:sz w:val="32"/>
+          <w:szCs w:val="32"/>
+        </w:rPr>
+      </w:pPr>
+      <w:r>
+        <w:rPr>
+          <w:sz w:val="32"/>
+          <w:szCs w:val="32"/>
+        </w:rPr>
+        <w:t>https://github.com/2025eb1100034-dev/FeatureEngineering-Capstone</w:t>
       </w:r>
     </w:p>
     <w:p>
